--- a/docs/downloads/frank-binford-hole/doc_0150.docx
+++ b/docs/downloads/frank-binford-hole/doc_0150.docx
@@ -5,633 +5,440 @@
     <w:p>
       <w:pPr>
         <w:rPr>
-          <w:rFonts w:hint="cs"/>
-          <w:rtl/>
-          <w:lang w:bidi="ar-SA"/>
+          <w:rtl/>
         </w:rPr>
       </w:pPr>
-      <w:r>
-        <w:fldChar w:fldCharType="begin"/>
-      </w:r>
-      <w:r>
-        <w:instrText>HYPERLINK "https://www.bibelstudium.de/articles/5148/sowohl-arm-als-auch-knecht.html"</w:instrText>
-      </w:r>
-      <w:r>
-        <w:fldChar w:fldCharType="separate"/>
-      </w:r>
-      <w:r>
-        <w:rPr>
-          <w:rStyle w:val="Hyperlink"/>
-          <w:rtl/>
-        </w:rPr>
-        <w:t xml:space="preserve">كما أنه </w:t>
-      </w:r>
-      <w:r>
-        <w:rPr>
-          <w:rStyle w:val="Hyperlink"/>
-          <w:rFonts w:hint="cs"/>
-          <w:rtl/>
-        </w:rPr>
-        <w:t>"</w:t>
-      </w:r>
-      <w:r>
-        <w:rPr>
-          <w:rStyle w:val="Hyperlink"/>
-          <w:rtl/>
-        </w:rPr>
-        <w:t>عبد</w:t>
-      </w:r>
-      <w:r>
-        <w:rPr>
-          <w:rStyle w:val="Hyperlink"/>
-          <w:rFonts w:hint="cs"/>
-          <w:rtl/>
-        </w:rPr>
-        <w:t>"</w:t>
-      </w:r>
-      <w:r>
-        <w:rPr>
-          <w:rStyle w:val="Hyperlink"/>
-          <w:rtl/>
-        </w:rPr>
-        <w:t xml:space="preserve"> هكذا هو </w:t>
-      </w:r>
-      <w:r>
-        <w:rPr>
-          <w:rStyle w:val="Hyperlink"/>
-          <w:rFonts w:hint="cs"/>
-          <w:rtl/>
-        </w:rPr>
-        <w:t>"</w:t>
-      </w:r>
-      <w:r>
-        <w:rPr>
-          <w:rStyle w:val="Hyperlink"/>
-          <w:rtl/>
-        </w:rPr>
-        <w:t>ذراع</w:t>
-      </w:r>
-      <w:r>
-        <w:rPr>
-          <w:rStyle w:val="Hyperlink"/>
-          <w:rFonts w:hint="cs"/>
-          <w:rtl/>
-        </w:rPr>
-        <w:t>"</w:t>
-      </w:r>
-      <w:r>
-        <w:rPr>
-          <w:rStyle w:val="Hyperlink"/>
-        </w:rPr>
-        <w:fldChar w:fldCharType="end"/>
-      </w:r>
-      <w:r>
-        <w:rPr>
-          <w:u w:val="single"/>
-          <w:rtl/>
-        </w:rPr>
-        <w:t xml:space="preserve"> </w:t>
-      </w:r>
-      <w:r>
-        <w:rPr>
-          <w:rStyle w:val="Hyperlink"/>
-          <w:rtl/>
-        </w:rPr>
-        <w:t>أيضًا</w:t>
-      </w:r>
-    </w:p>
-    <w:p>
-      <w:pPr>
-        <w:bidi w:val="0"/>
-      </w:pPr>
-      <w:r>
-        <w:t>F. B. Hole</w:t>
-      </w:r>
-    </w:p>
-    <w:p>
-      <w:pPr>
-        <w:rPr>
-          <w:rtl/>
-        </w:rPr>
-      </w:pPr>
-      <w:r>
-        <w:rPr>
-          <w:rFonts w:hint="cs"/>
-          <w:rtl/>
-        </w:rPr>
-        <w:t xml:space="preserve">إشعياء 40 </w:t>
-      </w:r>
-      <w:r>
-        <w:rPr>
-          <w:rtl/>
-        </w:rPr>
-        <w:t>–</w:t>
-      </w:r>
-      <w:r>
-        <w:rPr>
-          <w:rFonts w:hint="cs"/>
-          <w:rtl/>
-        </w:rPr>
-        <w:t xml:space="preserve"> 66</w:t>
-      </w:r>
-    </w:p>
-    <w:p>
-      <w:pPr>
-        <w:rPr>
-          <w:rtl/>
-        </w:rPr>
-      </w:pPr>
-      <w:r>
-        <w:rPr>
-          <w:rFonts w:hint="cs"/>
-          <w:rtl/>
-        </w:rPr>
-        <w:t xml:space="preserve">إننا </w:t>
-      </w:r>
-      <w:r>
-        <w:rPr>
-          <w:rFonts w:hint="cs"/>
-          <w:rtl/>
-        </w:rPr>
-        <w:t xml:space="preserve">في إشعياء 40 </w:t>
-      </w:r>
-      <w:r>
-        <w:rPr>
-          <w:rtl/>
-        </w:rPr>
-        <w:t>–</w:t>
-      </w:r>
-      <w:r>
-        <w:rPr>
-          <w:rFonts w:hint="cs"/>
-          <w:rtl/>
-        </w:rPr>
-        <w:t xml:space="preserve"> 66 نجد سلسلة من النبوات عن الرب يسوع المسيح. بحسب اعتقادنا هي من ضمن أكثر النبوات الملفتة للنظر في كل العهد القديم. إنه في هذه النبوات يُقدّ</w:t>
-      </w:r>
-      <w:r>
-        <w:rPr>
-          <w:rFonts w:hint="cs"/>
-          <w:rtl/>
-        </w:rPr>
-        <w:t>َ</w:t>
-      </w:r>
-      <w:r>
-        <w:rPr>
-          <w:rFonts w:hint="cs"/>
-          <w:rtl/>
-        </w:rPr>
-        <w:t>م في صورتين: أولاً كـ"ذراع الرب" وثانيًا كـ"عبدي"، أي كـ"عبد الرب".</w:t>
-      </w:r>
-    </w:p>
-    <w:p>
-      <w:pPr>
-        <w:rPr>
-          <w:rtl/>
-        </w:rPr>
-      </w:pPr>
-      <w:r>
-        <w:rPr>
-          <w:rFonts w:hint="cs"/>
-          <w:rtl/>
-        </w:rPr>
-        <w:t>باعتباره "الذراع" هو محق</w:t>
-      </w:r>
-      <w:r>
-        <w:rPr>
-          <w:rFonts w:hint="cs"/>
-          <w:rtl/>
-        </w:rPr>
-        <w:t>ِّ</w:t>
-      </w:r>
-      <w:r>
-        <w:rPr>
-          <w:rFonts w:hint="cs"/>
-          <w:rtl/>
-        </w:rPr>
-        <w:t xml:space="preserve">ق رضى الرب بالنعمة </w:t>
-      </w:r>
-      <w:r>
-        <w:rPr>
-          <w:rFonts w:hint="cs"/>
-          <w:rtl/>
-        </w:rPr>
-        <w:t>و</w:t>
-      </w:r>
-      <w:r>
-        <w:rPr>
-          <w:rFonts w:hint="cs"/>
-          <w:rtl/>
-        </w:rPr>
-        <w:t>بالقضاء. باعتباره كـ"عبد" هو يتضع ليتألم وبالتالي ليضع الأساس العادل الذي سيُبنى عليه بناء مسرة الله. في مجيئه الأول اعتُبر كـ"العبد"، وفي ظهوره الثاني سيُعلَن كـ"الذراع".</w:t>
-      </w:r>
-    </w:p>
-    <w:p>
-      <w:pPr>
-        <w:rPr>
-          <w:rtl/>
-        </w:rPr>
-      </w:pPr>
-      <w:r>
-        <w:rPr>
-          <w:rFonts w:hint="cs"/>
-          <w:rtl/>
-        </w:rPr>
-        <w:t xml:space="preserve">باعتباره "ذراع" الرب يُشار إليه هكذا بصورة خاصة في إشعياء 40: 9 </w:t>
-      </w:r>
-      <w:r>
-        <w:rPr>
-          <w:rtl/>
-        </w:rPr>
-        <w:t>–</w:t>
-      </w:r>
-      <w:r>
-        <w:rPr>
-          <w:rFonts w:hint="cs"/>
-          <w:rtl/>
-        </w:rPr>
-        <w:t xml:space="preserve"> 11؛ 51: 4 </w:t>
-      </w:r>
-      <w:r>
-        <w:rPr>
-          <w:rtl/>
-        </w:rPr>
-        <w:t>–</w:t>
-      </w:r>
-      <w:r>
-        <w:rPr>
-          <w:rFonts w:hint="cs"/>
-          <w:rtl/>
-        </w:rPr>
-        <w:t xml:space="preserve"> 16؛ 52: 13 </w:t>
-      </w:r>
-      <w:r>
-        <w:rPr>
-          <w:rtl/>
-        </w:rPr>
-        <w:t>–</w:t>
-      </w:r>
-      <w:r>
-        <w:rPr>
-          <w:rFonts w:hint="cs"/>
-          <w:rtl/>
-        </w:rPr>
-        <w:t xml:space="preserve"> 53: 1؛ 59: 16؛ 63: 5 و 12.</w:t>
-      </w:r>
-    </w:p>
-    <w:p>
-      <w:pPr>
-        <w:rPr>
-          <w:rtl/>
-        </w:rPr>
-      </w:pPr>
-      <w:r>
-        <w:rPr>
-          <w:rFonts w:hint="cs"/>
-          <w:rtl/>
-        </w:rPr>
-        <w:t xml:space="preserve">إن خطفنا نظرة عابرة في هذه المقاطع </w:t>
-      </w:r>
-      <w:r>
-        <w:rPr>
-          <w:rFonts w:hint="cs"/>
-          <w:rtl/>
-        </w:rPr>
-        <w:t>س</w:t>
-      </w:r>
-      <w:r>
-        <w:rPr>
-          <w:rFonts w:hint="cs"/>
-          <w:rtl/>
-        </w:rPr>
-        <w:t>نتعلم بأن الرب الإله سيظهر من خلال "ذراعه" ليس بضعف، وإنما بقوة؛ لا ليتألم، بل ليملك وليُعطي أجرة. الأشرار سيحصلون على أجرتهم في الدينونة، لكن "الذراع" بذاته سيُظهر أيضًا إحسانه وسيتعامل برقة الراعي مع أصغر خراف الله وأكثرها ضعفًا.</w:t>
-      </w:r>
-    </w:p>
-    <w:p>
-      <w:pPr>
-        <w:rPr>
-          <w:rtl/>
-        </w:rPr>
-      </w:pPr>
-      <w:r>
-        <w:rPr>
-          <w:rFonts w:hint="cs"/>
-          <w:rtl/>
-        </w:rPr>
-        <w:t>إننا مرة أخرى يحق لنا أن نفهم بأن التقي يحق له أن يثق بشدة بهذه "الذراع"، لأنها ستقوم وستلبس عزتها كأيامها في القِدم حينما ضربت مصر (</w:t>
-      </w:r>
-      <w:r>
-        <w:rPr>
-          <w:rtl/>
-        </w:rPr>
-        <w:t>رَهَبَ</w:t>
-      </w:r>
-      <w:r>
-        <w:rPr>
-          <w:rFonts w:hint="cs"/>
-          <w:rtl/>
-        </w:rPr>
-        <w:t xml:space="preserve">) وشقت البحر الأحمر. </w:t>
-      </w:r>
-      <w:r>
-        <w:rPr>
-          <w:rFonts w:hint="cs"/>
-          <w:rtl/>
-        </w:rPr>
-        <w:t>لكن الآن ستُعرَض أشياء أعظم أمام عيوننا كما نرى في الجزء الأخير من عدد 16 (انظر إشعياء 51: 16). السموات ستُ</w:t>
-      </w:r>
-      <w:r>
-        <w:rPr>
-          <w:rFonts w:hint="cs"/>
-          <w:rtl/>
-        </w:rPr>
-        <w:t>غرَس</w:t>
-      </w:r>
-      <w:r>
-        <w:rPr>
-          <w:rFonts w:hint="cs"/>
-          <w:rtl/>
-        </w:rPr>
-        <w:t xml:space="preserve"> وستوضع أسس الأرض؛ فإسرائيل سيُعترف به في صهيون </w:t>
-      </w:r>
-      <w:r>
-        <w:rPr>
-          <w:rFonts w:hint="cs"/>
-          <w:rtl/>
-        </w:rPr>
-        <w:t>ك</w:t>
-      </w:r>
-      <w:r>
-        <w:rPr>
-          <w:rFonts w:hint="cs"/>
-          <w:rtl/>
-        </w:rPr>
-        <w:t>شعب الله.</w:t>
-      </w:r>
-    </w:p>
-    <w:p>
-      <w:pPr>
-        <w:rPr>
-          <w:rtl/>
-        </w:rPr>
-      </w:pPr>
-      <w:r>
-        <w:rPr>
-          <w:rFonts w:hint="cs"/>
-          <w:rtl/>
-        </w:rPr>
-        <w:t xml:space="preserve">في الوقت الحاضر الله يتهيّأ في غرس السماوات بدعوة المؤمنين، بتشكيل الكنيسة التي مقرها سيكون في السماء عند ابتداء دهر المجد. عندها سيستخدم الله يده ليضع بمفهوم أدبي وبحسب </w:t>
-      </w:r>
-      <w:r>
-        <w:rPr>
-          <w:rFonts w:hint="cs"/>
-          <w:rtl/>
-        </w:rPr>
-        <w:t>عدله</w:t>
-      </w:r>
-      <w:r>
-        <w:rPr>
-          <w:rFonts w:hint="cs"/>
-          <w:rtl/>
-        </w:rPr>
-        <w:t xml:space="preserve"> أساسات الأرض </w:t>
-      </w:r>
-      <w:r>
-        <w:rPr>
-          <w:rtl/>
-        </w:rPr>
-        <w:t>–</w:t>
-      </w:r>
-      <w:r>
-        <w:rPr>
-          <w:rFonts w:hint="cs"/>
-          <w:rtl/>
-        </w:rPr>
-        <w:t xml:space="preserve"> كما يوضح صاحب المزمور وهو يُخبر: "</w:t>
-      </w:r>
-      <w:r>
-        <w:rPr>
-          <w:rtl/>
-        </w:rPr>
-        <w:t>تَتَزَعْزَعُ كُلُّ أُسُسِ الأَرْضِ.</w:t>
-      </w:r>
-      <w:r>
-        <w:rPr>
-          <w:rFonts w:hint="cs"/>
-          <w:rtl/>
-        </w:rPr>
-        <w:t>" (مزمور 82: 5).</w:t>
-      </w:r>
-    </w:p>
-    <w:p>
-      <w:pPr>
-        <w:rPr>
-          <w:rtl/>
-        </w:rPr>
-      </w:pPr>
-      <w:r>
-        <w:rPr>
-          <w:rFonts w:hint="cs"/>
-          <w:rtl/>
-        </w:rPr>
-        <w:t xml:space="preserve">لأنه هذا هو </w:t>
-      </w:r>
-      <w:r>
-        <w:rPr>
-          <w:rFonts w:hint="cs"/>
-          <w:rtl/>
-        </w:rPr>
-        <w:t>حالها</w:t>
-      </w:r>
-      <w:r>
-        <w:rPr>
-          <w:rFonts w:hint="cs"/>
-          <w:rtl/>
-        </w:rPr>
-        <w:t xml:space="preserve">! هذا هو بأن كل شيء في أيامنا معوجّ على الأرض، حتى أن الأساسات ستوضع من جديد. وإذ سيعي ذلك الكثير من السياسيين سيهدمون كل شيء وسيمهدون بداية جديدة كليًا. </w:t>
-      </w:r>
-      <w:r>
-        <w:rPr>
-          <w:rFonts w:hint="cs"/>
-          <w:rtl/>
-        </w:rPr>
-        <w:t>فلو نجحوا، ف</w:t>
-      </w:r>
-      <w:r>
-        <w:rPr>
-          <w:rFonts w:hint="cs"/>
-          <w:rtl/>
-        </w:rPr>
-        <w:t>ب</w:t>
-      </w:r>
-      <w:r>
-        <w:rPr>
-          <w:rFonts w:hint="cs"/>
-          <w:rtl/>
-        </w:rPr>
-        <w:t xml:space="preserve">الحقيقة ستكون النتيجة أسوأ مما مضى، لأنهم لا يستخدمون "ذراع الرب" التي وحدها باستطاعتها تحقيقه، بحيث سيملك البر بدلاً من الإثم </w:t>
-      </w:r>
-      <w:r>
-        <w:rPr>
-          <w:rFonts w:hint="cs"/>
-          <w:rtl/>
-        </w:rPr>
-        <w:t>والشر</w:t>
-      </w:r>
-      <w:r>
-        <w:rPr>
-          <w:rFonts w:hint="cs"/>
-          <w:rtl/>
-        </w:rPr>
-        <w:t>.</w:t>
-      </w:r>
-      <w:r>
-        <w:rPr>
-          <w:rFonts w:hint="cs"/>
-          <w:rtl/>
-        </w:rPr>
-        <w:t xml:space="preserve"> عندها أخيرًا سيُعترف بصهيون وسيجد إسرائيل مكانته التي تليق به </w:t>
-      </w:r>
-      <w:proofErr w:type="spellStart"/>
-      <w:r>
-        <w:rPr>
-          <w:rFonts w:hint="cs"/>
-          <w:rtl/>
-        </w:rPr>
-        <w:t>لكيما</w:t>
-      </w:r>
-      <w:proofErr w:type="spellEnd"/>
-      <w:r>
-        <w:rPr>
-          <w:rFonts w:hint="cs"/>
-          <w:rtl/>
-        </w:rPr>
-        <w:t xml:space="preserve"> يملك البر فعلاً. لكن لكي يحدث كل هذا ستوقع "ذراع" الله </w:t>
-      </w:r>
-      <w:proofErr w:type="spellStart"/>
-      <w:r>
-        <w:rPr>
-          <w:rFonts w:hint="cs"/>
-          <w:rtl/>
-        </w:rPr>
-        <w:t>القدوسة</w:t>
-      </w:r>
-      <w:proofErr w:type="spellEnd"/>
-      <w:r>
-        <w:rPr>
-          <w:rFonts w:hint="cs"/>
-          <w:rtl/>
-        </w:rPr>
-        <w:t xml:space="preserve"> أقضية رهيبة كما نرى في إشعياء 59 و 63.</w:t>
-      </w:r>
-    </w:p>
-    <w:p>
-      <w:pPr>
-        <w:rPr>
-          <w:rtl/>
-        </w:rPr>
-      </w:pPr>
-      <w:r>
-        <w:rPr>
-          <w:rFonts w:hint="cs"/>
-          <w:rtl/>
-        </w:rPr>
-        <w:t xml:space="preserve">لكن إن تأملنا المقاطع التي تتكلم عن "عبد" الرب سيُعرَض أمامنا خط آخر أيضًا </w:t>
-      </w:r>
-      <w:r>
-        <w:rPr>
-          <w:rtl/>
-        </w:rPr>
-        <w:t>–</w:t>
-      </w:r>
-      <w:r>
-        <w:rPr>
-          <w:rFonts w:hint="cs"/>
-          <w:rtl/>
-        </w:rPr>
-        <w:t xml:space="preserve"> بالأخص إشعياء 42، إشعياء 49 وإشعياء 53. هنا يأتي واحد بالنعمة، بالاتضاع والآلام، وقد أخفق في مهمته إن نظرنا إلى ذلك بسطحية، إلا أنه سيحوّل المشهد في النهاية إلى </w:t>
-      </w:r>
-      <w:r>
-        <w:rPr>
-          <w:rFonts w:hint="cs"/>
-          <w:rtl/>
-        </w:rPr>
-        <w:t>نص</w:t>
-      </w:r>
-      <w:r>
-        <w:rPr>
-          <w:rFonts w:hint="cs"/>
-          <w:rtl/>
-        </w:rPr>
-        <w:t>ر</w:t>
-      </w:r>
-      <w:r>
-        <w:rPr>
-          <w:rFonts w:hint="cs"/>
-          <w:rtl/>
-        </w:rPr>
-        <w:t>ة</w:t>
-      </w:r>
-      <w:r>
-        <w:rPr>
-          <w:rFonts w:hint="cs"/>
-          <w:rtl/>
-        </w:rPr>
-        <w:t>.</w:t>
-      </w:r>
-    </w:p>
-    <w:p>
-      <w:r>
-        <w:rPr>
-          <w:rFonts w:hint="cs"/>
-          <w:rtl/>
-        </w:rPr>
-        <w:t xml:space="preserve">إنه يُقدّم لنا في إشعياء 42، وبنفس الوقت نلاحظ، بأنه على الرغم من أنه لن يأتي وسط الناس كمخرب سياسي، ولن يقصف قصبة مرضوضة ولن يطفئ فتيلة مدخنة، أي أنه لن يجيب بقضاء على أخطاء ووقاحة الناس كالفريسيين (متى 12: 14 </w:t>
-      </w:r>
-      <w:r>
-        <w:rPr>
-          <w:rtl/>
-        </w:rPr>
-        <w:t>–</w:t>
-      </w:r>
-      <w:r>
-        <w:rPr>
-          <w:rFonts w:hint="cs"/>
-          <w:rtl/>
-        </w:rPr>
-        <w:t xml:space="preserve"> 21). بالرغم من ذلك فهو أخيرًا سيُصدر الحق </w:t>
-      </w:r>
-      <w:proofErr w:type="spellStart"/>
-      <w:r>
-        <w:rPr>
-          <w:rFonts w:hint="cs"/>
-          <w:rtl/>
-        </w:rPr>
-        <w:t>بحسبما</w:t>
-      </w:r>
-      <w:proofErr w:type="spellEnd"/>
-      <w:r>
-        <w:rPr>
-          <w:rFonts w:hint="cs"/>
-          <w:rtl/>
-        </w:rPr>
-        <w:t xml:space="preserve"> هو حق، وهذا ما سيُظهر انتصارًا. قد يبدو وكأنه يفشل في مجيئه الأول بالنعمة، لكنه لن يكل ولن يخور. موسى كلّ وإيليا فقد عزيمته لأنه بدا وكأنه فشل، لكن هذا العبد سيتمم عمله كاملاً إلى </w:t>
-      </w:r>
-      <w:hyperlink r:id="rId4" w:anchor=":~:text=In%20Jesaja%2049%20erscheint%20dasselbe%20Bild" w:history="1">
+      <w:hyperlink r:id="rId4" w:history="1">
         <w:r>
           <w:rPr>
             <w:rStyle w:val="Hyperlink"/>
             <w:rFonts w:hint="cs"/>
             <w:rtl/>
           </w:rPr>
-          <w:t>النهاية</w:t>
+          <w:t>مشكلة الخطية (1)</w:t>
         </w:r>
       </w:hyperlink>
+    </w:p>
+    <w:p>
+      <w:pPr>
+        <w:rPr>
+          <w:rtl/>
+        </w:rPr>
+      </w:pPr>
+      <w:r>
+        <w:rPr>
+          <w:rFonts w:hint="cs"/>
+          <w:rtl/>
+        </w:rPr>
+        <w:t>رومية 5: آدم ونسله</w:t>
+      </w:r>
+    </w:p>
+    <w:p>
+      <w:pPr>
+        <w:bidi w:val="0"/>
+      </w:pPr>
+      <w:r>
+        <w:t>Frank Binford Hole</w:t>
+      </w:r>
+    </w:p>
+    <w:p>
+      <w:pPr>
+        <w:rPr>
+          <w:rtl/>
+        </w:rPr>
+      </w:pPr>
+      <w:r>
+        <w:rPr>
+          <w:rFonts w:hint="cs"/>
+          <w:rtl/>
+        </w:rPr>
+        <w:t>حتى إصحاح 5 قُدّم لنا الإنجيل بالنظر إلى خطايانا. إن تعدياتنا الفعلية كانت أيضًا في</w:t>
+      </w:r>
+      <w:r>
+        <w:rPr>
+          <w:rFonts w:hint="cs"/>
+          <w:rtl/>
+        </w:rPr>
+        <w:t xml:space="preserve"> هذا</w:t>
+      </w:r>
+      <w:r>
+        <w:rPr>
+          <w:rFonts w:hint="cs"/>
+          <w:rtl/>
+        </w:rPr>
+        <w:t xml:space="preserve"> الحديث، وقد اكتشفنا الطريقة التي برّرنا الله منها وجعلنا في لطف نعمته. غير أنه بالارتباط بحالتنا الساقطة فقد انحلّ ما هو أكثر من هذه المسألة فقط. فلقد كانت هنالك مسألة أخرى التي نسميها مسألة العوائل أو الأنسال.</w:t>
+      </w:r>
+    </w:p>
+    <w:p>
+      <w:pPr>
+        <w:rPr>
+          <w:rtl/>
+        </w:rPr>
+      </w:pPr>
+      <w:r>
+        <w:rPr>
+          <w:rFonts w:hint="cs"/>
+          <w:rtl/>
+        </w:rPr>
+        <w:t>عدد 12</w:t>
+      </w:r>
+    </w:p>
+    <w:p>
+      <w:pPr>
+        <w:rPr>
+          <w:rtl/>
+        </w:rPr>
+      </w:pPr>
+      <w:r>
+        <w:rPr>
+          <w:rFonts w:hint="cs"/>
+          <w:rtl/>
+        </w:rPr>
+        <w:t>رومية 5: 12: "</w:t>
+      </w:r>
+      <w:r>
+        <w:rPr>
+          <w:rtl/>
+        </w:rPr>
+        <w:t xml:space="preserve"> مِنْ أَجْلِ ذلِكَ كَأَنَّمَا بِإِنْسَانٍ وَاحِدٍ دَخَلَتِ الْخَطِيَّةُ إِلَى الْعَالَمِ، وَبِالْخَطِيَّةِ الْمَوْتُ، وَهكَذَا اجْتَازَ الْمَوْتُ إِلَى جَمِيعِ النَّاسِ، إِذْ أَخْطَأَ الْجَمِيعُ.</w:t>
+      </w:r>
+      <w:r>
+        <w:rPr>
+          <w:rFonts w:hint="cs"/>
+          <w:rtl/>
+        </w:rPr>
+        <w:t>"</w:t>
+      </w:r>
+    </w:p>
+    <w:p>
+      <w:pPr>
+        <w:rPr>
+          <w:rtl/>
+        </w:rPr>
+      </w:pPr>
+      <w:r>
+        <w:rPr>
+          <w:rFonts w:hint="cs"/>
+          <w:rtl/>
+        </w:rPr>
+        <w:t xml:space="preserve">إن رأس نسلنا هو آدم، وذلك في حالته الساقطة. لأنه فقط من بعد </w:t>
+      </w:r>
+      <w:r>
+        <w:rPr>
+          <w:rFonts w:hint="cs"/>
+          <w:rtl/>
+        </w:rPr>
+        <w:t>السقوط في الخطية</w:t>
+      </w:r>
+      <w:r>
+        <w:rPr>
+          <w:rFonts w:hint="cs"/>
+          <w:rtl/>
+        </w:rPr>
+        <w:t xml:space="preserve"> ولد بنين وبنات. إن </w:t>
+      </w:r>
+      <w:r>
+        <w:rPr>
+          <w:rFonts w:hint="cs"/>
+          <w:rtl/>
+        </w:rPr>
+        <w:t>سقوطه</w:t>
+      </w:r>
+      <w:r>
+        <w:rPr>
+          <w:rFonts w:hint="cs"/>
+          <w:rtl/>
+        </w:rPr>
+        <w:t xml:space="preserve"> حدث </w:t>
+      </w:r>
+      <w:r>
+        <w:rPr>
+          <w:rFonts w:hint="cs"/>
+          <w:rtl/>
+        </w:rPr>
+        <w:t xml:space="preserve">بواسطة </w:t>
+      </w:r>
+      <w:r>
+        <w:rPr>
+          <w:rFonts w:hint="cs"/>
+          <w:rtl/>
+        </w:rPr>
+        <w:t>فعل</w:t>
+      </w:r>
+      <w:r>
+        <w:rPr>
+          <w:rFonts w:hint="cs"/>
+          <w:rtl/>
+        </w:rPr>
+        <w:t xml:space="preserve"> في</w:t>
+      </w:r>
+      <w:r>
+        <w:rPr>
+          <w:rFonts w:hint="cs"/>
+          <w:rtl/>
+        </w:rPr>
+        <w:t xml:space="preserve"> </w:t>
+      </w:r>
+      <w:r>
+        <w:rPr>
+          <w:rFonts w:hint="cs"/>
+          <w:rtl/>
+        </w:rPr>
+        <w:t>ال</w:t>
+      </w:r>
+      <w:r>
+        <w:rPr>
+          <w:rFonts w:hint="cs"/>
+          <w:rtl/>
+        </w:rPr>
+        <w:t xml:space="preserve">خطية، لكن هذا الفعل </w:t>
+      </w:r>
+      <w:r>
+        <w:rPr>
+          <w:rFonts w:hint="cs"/>
+          <w:rtl/>
+        </w:rPr>
+        <w:t xml:space="preserve">أدخل </w:t>
+      </w:r>
+      <w:r>
+        <w:rPr>
+          <w:rFonts w:hint="cs"/>
+          <w:rtl/>
+        </w:rPr>
+        <w:t>حالة الخطية التي اخترقت كل كيانه. بالتالي كل قابليته الروحية تغيرت من جذورها، حتى أنها أثرت وانتشرت في كل أنساله. إنه كان يقدر فقط أن يلد أولادًا "</w:t>
+      </w:r>
+      <w:r>
+        <w:rPr>
+          <w:rFonts w:hint="cs"/>
+          <w:rtl/>
+        </w:rPr>
+        <w:t xml:space="preserve">على صورته وشبهه" (تكوين 5: 3) </w:t>
+      </w:r>
+      <w:r>
+        <w:rPr>
+          <w:rtl/>
+        </w:rPr>
+        <w:t>–</w:t>
+      </w:r>
+      <w:r>
+        <w:rPr>
+          <w:rFonts w:hint="cs"/>
+          <w:rtl/>
+        </w:rPr>
+        <w:t xml:space="preserve"> على مثال وصورة الإنسان الساقط. إن هذا النوع من الميراث هو أمر رهيب، والكتاب يشهد عن ذلك. هل الله يقدّم مع الإنجيل وسيلة شفاء أيضًا من هذه النفخة السامة التي انتشرت في كل النسل البشري؟ هل لديه حلّ لمشكلة الطبيعة التي تصدر منها الأفعال الخاطئة </w:t>
+      </w:r>
+      <w:r>
+        <w:rPr>
+          <w:rtl/>
+        </w:rPr>
+        <w:t>–</w:t>
+      </w:r>
+      <w:r>
+        <w:rPr>
+          <w:rFonts w:hint="cs"/>
+          <w:rtl/>
+        </w:rPr>
+        <w:t xml:space="preserve"> لمشكلة الجذور التي تأتي بهذه الثمار المقيتة؟ إن وسيلة شفائه في مسألة الثمار بحد ذاتها كنا قد تأملناها في الإصحاحات </w:t>
+      </w:r>
+      <w:r>
+        <w:rPr>
+          <w:rFonts w:hint="cs"/>
+          <w:rtl/>
+        </w:rPr>
+        <w:t>الأولى</w:t>
+      </w:r>
       <w:r>
         <w:rPr>
           <w:rFonts w:hint="cs"/>
           <w:rtl/>
         </w:rPr>
         <w:t>.</w:t>
+      </w:r>
+    </w:p>
+    <w:p>
+      <w:pPr>
+        <w:rPr>
+          <w:rtl/>
+        </w:rPr>
+      </w:pPr>
+      <w:r>
+        <w:rPr>
+          <w:rFonts w:hint="cs"/>
+          <w:rtl/>
+        </w:rPr>
+        <w:t xml:space="preserve">هو في يده وسيلة شفاء. فحلّ هذه المشكلة قد حدث. ابتداء من رومية 5: 12 تنكشف </w:t>
+      </w:r>
+      <w:r>
+        <w:rPr>
+          <w:rFonts w:hint="cs"/>
+          <w:rtl/>
+        </w:rPr>
+        <w:t>التأثيرات الذي صنعها الله في هذا الشأن. إن ما صنعه لا يوصَف هنا بكلام كثير، على الرغم أنه من الممكن الإشارة إليه بشكل واضح. من المسلّم به هو أن الموضع الكتابي في حد ذاته صعب، والكلمات القليلة المكتوبة فيه هي التي تصعب الأمر. وتزداد الصعوبة من خلال أن بعض الأعداد أُعيدت ترجمتها في ترجمات مختلفة بصورة غير وافية. وهنالك صعوبة ثالثة ناتجة عن أنه كثيرًا جدًا ما يتم التغاضي عن هذا الجانب من مشكلة الخطية، وحيث هو الحال كذلك، نغرق في مياه لم نختبرها من قبل وبالتالي نفقد الأرضية التي نقف عليها.</w:t>
+      </w:r>
+    </w:p>
+    <w:p>
+      <w:pPr>
+        <w:rPr>
+          <w:rtl/>
+        </w:rPr>
+      </w:pPr>
+      <w:r>
+        <w:rPr>
+          <w:rFonts w:hint="cs"/>
+          <w:rtl/>
+        </w:rPr>
+        <w:t xml:space="preserve">أولاً إننا نريد بأن نتنبّه، بأن الأعداد في رومية 5: 13 </w:t>
+      </w:r>
+      <w:r>
+        <w:rPr>
+          <w:rtl/>
+        </w:rPr>
+        <w:t>–</w:t>
+      </w:r>
+      <w:r>
+        <w:rPr>
+          <w:rFonts w:hint="cs"/>
+          <w:rtl/>
+        </w:rPr>
+        <w:t xml:space="preserve"> 17 هي افتتاحية لموضوع ما. ولكي</w:t>
+      </w:r>
+      <w:r>
+        <w:rPr>
+          <w:rFonts w:hint="cs"/>
+          <w:rtl/>
+        </w:rPr>
+        <w:t xml:space="preserve"> يسهل تمييزها حُوّطت في بعض الترجمات بقوسين. ولكي نفهم الفكرة، دعونا نقرأ من العدد 12 حتى عدد 18. </w:t>
+      </w:r>
+      <w:r>
+        <w:rPr>
+          <w:rFonts w:hint="cs"/>
+          <w:rtl/>
+        </w:rPr>
+        <w:t>ف</w:t>
+      </w:r>
+      <w:r>
+        <w:rPr>
+          <w:rFonts w:hint="cs"/>
+          <w:rtl/>
+        </w:rPr>
+        <w:t xml:space="preserve">ما نراه إذًا هو أن جوهر هذا التناقض بين مَن أخطأ وجعل آخرين يعانون من عواقب إثمه، وآخر قد أكمل البرّ </w:t>
+      </w:r>
+      <w:r>
+        <w:rPr>
+          <w:rFonts w:hint="cs"/>
+          <w:rtl/>
+        </w:rPr>
+        <w:t>وجعل</w:t>
+      </w:r>
+      <w:r>
+        <w:rPr>
+          <w:rFonts w:hint="cs"/>
+          <w:rtl/>
+        </w:rPr>
+        <w:t xml:space="preserve"> آخرين </w:t>
+      </w:r>
+      <w:r>
+        <w:rPr>
+          <w:rFonts w:hint="cs"/>
+          <w:rtl/>
+        </w:rPr>
+        <w:t>يتباركون</w:t>
+      </w:r>
+      <w:r>
+        <w:rPr>
+          <w:rFonts w:hint="cs"/>
+          <w:rtl/>
+        </w:rPr>
+        <w:t xml:space="preserve"> </w:t>
+      </w:r>
+      <w:r>
+        <w:rPr>
+          <w:rFonts w:hint="cs"/>
+          <w:rtl/>
+        </w:rPr>
+        <w:t>ب</w:t>
+      </w:r>
+      <w:r>
+        <w:rPr>
+          <w:rFonts w:hint="cs"/>
+          <w:rtl/>
+        </w:rPr>
+        <w:t>نتا</w:t>
+      </w:r>
+      <w:r>
+        <w:rPr>
+          <w:rFonts w:hint="cs"/>
+          <w:rtl/>
+        </w:rPr>
+        <w:t>ئ</w:t>
+      </w:r>
+      <w:r>
+        <w:rPr>
+          <w:rFonts w:hint="cs"/>
+          <w:rtl/>
+        </w:rPr>
+        <w:t>جه المباركة</w:t>
+      </w:r>
+      <w:r>
+        <w:rPr>
+          <w:rFonts w:hint="cs"/>
+          <w:rtl/>
+        </w:rPr>
+        <w:t xml:space="preserve">. إن الموضع كله يشدد مؤكدًا على تناقض حاد ما </w:t>
+      </w:r>
+      <w:r>
+        <w:rPr>
+          <w:rFonts w:hint="cs"/>
+          <w:rtl/>
+        </w:rPr>
+        <w:t>بين</w:t>
+      </w:r>
+      <w:r>
+        <w:rPr>
+          <w:rFonts w:hint="cs"/>
+          <w:rtl/>
+        </w:rPr>
+        <w:t xml:space="preserve"> آدم من جانب واحد والمسيح في الجانب الآخر. إن كان آدم يتقدّم كرأس لنسل بشري ساقط خاضع للموت وللعنة، فإننا في المسيح نرى رأسَ نسل</w:t>
+      </w:r>
+      <w:r>
+        <w:rPr>
+          <w:rFonts w:hint="cs"/>
+          <w:rtl/>
+        </w:rPr>
+        <w:t>ٍ</w:t>
+      </w:r>
+      <w:r>
+        <w:rPr>
+          <w:rFonts w:hint="cs"/>
+          <w:rtl/>
+        </w:rPr>
+        <w:t xml:space="preserve"> جديد، قائم هنا بالبرّ والحياة.</w:t>
+      </w:r>
+    </w:p>
+    <w:p>
+      <w:r>
+        <w:rPr>
+          <w:rFonts w:hint="cs"/>
+          <w:rtl/>
+        </w:rPr>
+        <w:t xml:space="preserve">لذا فالذي صنعه الله يمكننا أن نصفه كالتالي: هو أقام في الرب يسوع المسيح رأسًا جديدًا </w:t>
+      </w:r>
+      <w:hyperlink r:id="rId5" w:anchor=":~:text=Bevor%20Er%20formell%20den%20Platz" w:history="1">
+        <w:r>
+          <w:rPr>
+            <w:rStyle w:val="Hyperlink"/>
+            <w:rFonts w:hint="cs"/>
+            <w:rtl/>
+          </w:rPr>
+          <w:t>للناس</w:t>
+        </w:r>
+      </w:hyperlink>
+      <w:r>
+        <w:rPr>
+          <w:rFonts w:hint="cs"/>
+          <w:rtl/>
+        </w:rPr>
+        <w:t xml:space="preserve">. </w:t>
       </w:r>
     </w:p>
     <w:sectPr>
@@ -1055,6 +862,7 @@
   <w:style w:type="character" w:default="1" w:styleId="DefaultParagraphFont">
     <w:name w:val="Default Paragraph Font"/>
     <w:uiPriority w:val="1"/>
+    <w:semiHidden/>
     <w:unhideWhenUsed/>
   </w:style>
   <w:style w:type="table" w:default="1" w:styleId="TableNormal">
@@ -1083,7 +891,7 @@
     <w:basedOn w:val="DefaultParagraphFont"/>
     <w:uiPriority w:val="99"/>
     <w:unhideWhenUsed/>
-    <w:rsid w:val="00DF19C8"/>
+    <w:rsid w:val="00C76254"/>
     <w:rPr>
       <w:color w:val="0563C1" w:themeColor="hyperlink"/>
       <w:u w:val="single"/>
@@ -1095,22 +903,10 @@
     <w:uiPriority w:val="99"/>
     <w:semiHidden/>
     <w:unhideWhenUsed/>
-    <w:rsid w:val="00DF19C8"/>
+    <w:rsid w:val="00C76254"/>
     <w:rPr>
       <w:color w:val="605E5C"/>
       <w:shd w:val="clear" w:color="auto" w:fill="E1DFDD"/>
-    </w:rPr>
-  </w:style>
-  <w:style w:type="character" w:styleId="FollowedHyperlink">
-    <w:name w:val="FollowedHyperlink"/>
-    <w:basedOn w:val="DefaultParagraphFont"/>
-    <w:uiPriority w:val="99"/>
-    <w:semiHidden/>
-    <w:unhideWhenUsed/>
-    <w:rsid w:val="00CD40FC"/>
-    <w:rPr>
-      <w:color w:val="954F72" w:themeColor="followedHyperlink"/>
-      <w:u w:val="single"/>
     </w:rPr>
   </w:style>
 </w:styles>
